--- a/doc/Operações e Serviços.docx
+++ b/doc/Operações e Serviços.docx
@@ -224,7 +224,14 @@
                 <w:sz w:val="32"/>
                 <w:szCs w:val="32"/>
               </w:rPr>
-              <w:t>Verificar formato do arquivo</w:t>
+              <w:t xml:space="preserve">Validar </w:t>
+            </w:r>
+            <w:r>
+              <w:rPr>
+                <w:sz w:val="32"/>
+                <w:szCs w:val="32"/>
+              </w:rPr>
+              <w:t>formato do arquivo</w:t>
             </w:r>
           </w:p>
         </w:tc>
@@ -312,21 +319,14 @@
                 <w:sz w:val="32"/>
                 <w:szCs w:val="32"/>
               </w:rPr>
-              <w:t>V</w:t>
-            </w:r>
-            <w:r>
-              <w:rPr>
-                <w:sz w:val="32"/>
-                <w:szCs w:val="32"/>
-              </w:rPr>
-              <w:t>erificar</w:t>
-            </w:r>
-            <w:r>
-              <w:rPr>
-                <w:sz w:val="32"/>
-                <w:szCs w:val="32"/>
-              </w:rPr>
-              <w:t xml:space="preserve"> metadados do arquivo</w:t>
+              <w:t xml:space="preserve">Validar </w:t>
+            </w:r>
+            <w:r>
+              <w:rPr>
+                <w:sz w:val="32"/>
+                <w:szCs w:val="32"/>
+              </w:rPr>
+              <w:t>metadados do arquivo</w:t>
             </w:r>
           </w:p>
         </w:tc>
@@ -423,7 +423,14 @@
                 <w:sz w:val="32"/>
                 <w:szCs w:val="32"/>
               </w:rPr>
-              <w:t xml:space="preserve">Atualizar catálogo do </w:t>
+              <w:t xml:space="preserve">Adicionar áudio ao </w:t>
+            </w:r>
+            <w:r>
+              <w:rPr>
+                <w:sz w:val="32"/>
+                <w:szCs w:val="32"/>
+              </w:rPr>
+              <w:t xml:space="preserve">catálogo do </w:t>
             </w:r>
             <w:proofErr w:type="spellStart"/>
             <w:r>
@@ -1013,7 +1020,14 @@
                 <w:sz w:val="32"/>
                 <w:szCs w:val="32"/>
               </w:rPr>
-              <w:t>atualizarCatálogo</w:t>
+              <w:t>adicionar</w:t>
+            </w:r>
+            <w:r>
+              <w:rPr>
+                <w:sz w:val="32"/>
+                <w:szCs w:val="32"/>
+              </w:rPr>
+              <w:t>Catálogo</w:t>
             </w:r>
             <w:proofErr w:type="spellEnd"/>
             <w:r>
@@ -1081,13 +1095,12 @@
                 <w:szCs w:val="32"/>
               </w:rPr>
             </w:pPr>
-            <w:proofErr w:type="spellStart"/>
-            <w:r>
-              <w:rPr>
-                <w:sz w:val="32"/>
-                <w:szCs w:val="32"/>
-              </w:rPr>
-              <w:t>Arquivo</w:t>
+            <w:r>
+              <w:rPr>
+                <w:sz w:val="32"/>
+                <w:szCs w:val="32"/>
+              </w:rPr>
+              <w:t>Validacao</w:t>
             </w:r>
             <w:r>
               <w:rPr>
@@ -1096,7 +1109,6 @@
               </w:rPr>
               <w:t>Service</w:t>
             </w:r>
-            <w:proofErr w:type="spellEnd"/>
           </w:p>
         </w:tc>
       </w:tr>
@@ -1127,7 +1139,14 @@
                 <w:sz w:val="32"/>
                 <w:szCs w:val="32"/>
               </w:rPr>
-              <w:t>verificarFormatoArquivo</w:t>
+              <w:t>validar</w:t>
+            </w:r>
+            <w:r>
+              <w:rPr>
+                <w:sz w:val="32"/>
+                <w:szCs w:val="32"/>
+              </w:rPr>
+              <w:t>FormatoArquivo</w:t>
             </w:r>
             <w:proofErr w:type="spellEnd"/>
             <w:r>
@@ -1168,7 +1187,21 @@
                 <w:sz w:val="32"/>
                 <w:szCs w:val="32"/>
               </w:rPr>
-              <w:t>verificarMetadadosArquivo</w:t>
+              <w:t>v</w:t>
+            </w:r>
+            <w:r>
+              <w:rPr>
+                <w:sz w:val="32"/>
+                <w:szCs w:val="32"/>
+              </w:rPr>
+              <w:t>alidar</w:t>
+            </w:r>
+            <w:r>
+              <w:rPr>
+                <w:sz w:val="32"/>
+                <w:szCs w:val="32"/>
+              </w:rPr>
+              <w:t>MetadadosArquivo</w:t>
             </w:r>
             <w:proofErr w:type="spellEnd"/>
             <w:r>
@@ -1317,35 +1350,7 @@
           <w:sz w:val="32"/>
           <w:szCs w:val="32"/>
         </w:rPr>
-        <w:t>D</w:t>
-      </w:r>
-      <w:r>
-        <w:rPr>
-          <w:sz w:val="32"/>
-          <w:szCs w:val="32"/>
-        </w:rPr>
-        <w:t>ados de entrada</w:t>
-      </w:r>
-      <w:r>
-        <w:rPr>
-          <w:sz w:val="32"/>
-          <w:szCs w:val="32"/>
-        </w:rPr>
-        <w:t>:</w:t>
-      </w:r>
-      <w:r>
-        <w:rPr>
-          <w:sz w:val="32"/>
-          <w:szCs w:val="32"/>
-        </w:rPr>
-        <w:t xml:space="preserve"> </w:t>
-      </w:r>
-      <w:r>
-        <w:rPr>
-          <w:sz w:val="32"/>
-          <w:szCs w:val="32"/>
-        </w:rPr>
-        <w:t>mensagem a ser enviada</w:t>
+        <w:t>Dados de entrada: mensagem a ser enviada</w:t>
       </w:r>
     </w:p>
     <w:p>
@@ -1361,21 +1366,7 @@
           <w:sz w:val="32"/>
           <w:szCs w:val="32"/>
         </w:rPr>
-        <w:t>D</w:t>
-      </w:r>
-      <w:r>
-        <w:rPr>
-          <w:sz w:val="32"/>
-          <w:szCs w:val="32"/>
-        </w:rPr>
-        <w:t>ados de saída</w:t>
-      </w:r>
-      <w:r>
-        <w:rPr>
-          <w:sz w:val="32"/>
-          <w:szCs w:val="32"/>
-        </w:rPr>
-        <w:t>: nenhuma</w:t>
+        <w:t>Dados de saída: nenhuma</w:t>
       </w:r>
     </w:p>
     <w:p>
@@ -1401,21 +1392,7 @@
           <w:szCs w:val="32"/>
         </w:rPr>
         <w:lastRenderedPageBreak/>
-        <w:t>P</w:t>
-      </w:r>
-      <w:r>
-        <w:rPr>
-          <w:sz w:val="32"/>
-          <w:szCs w:val="32"/>
-        </w:rPr>
-        <w:t>asso a passo do fluxo lógico</w:t>
-      </w:r>
-      <w:r>
-        <w:rPr>
-          <w:sz w:val="32"/>
-          <w:szCs w:val="32"/>
-        </w:rPr>
-        <w:t xml:space="preserve">: </w:t>
+        <w:t xml:space="preserve">Passo a passo do fluxo lógico: </w:t>
       </w:r>
     </w:p>
     <w:p>
@@ -1866,21 +1843,7 @@
           <w:sz w:val="32"/>
           <w:szCs w:val="32"/>
         </w:rPr>
-        <w:t xml:space="preserve">Objetivo: </w:t>
-      </w:r>
-      <w:r>
-        <w:rPr>
-          <w:sz w:val="32"/>
-          <w:szCs w:val="32"/>
-        </w:rPr>
-        <w:t xml:space="preserve">atualizar o catálogo </w:t>
-      </w:r>
-      <w:r>
-        <w:rPr>
-          <w:sz w:val="32"/>
-          <w:szCs w:val="32"/>
-        </w:rPr>
-        <w:t xml:space="preserve">do </w:t>
+        <w:t xml:space="preserve">Objetivo: atualizar o catálogo do </w:t>
       </w:r>
       <w:proofErr w:type="spellStart"/>
       <w:r>
@@ -2168,7 +2131,7 @@
           <w:sz w:val="32"/>
           <w:szCs w:val="32"/>
         </w:rPr>
-        <w:t>Arquivo</w:t>
+        <w:t>Validação</w:t>
       </w:r>
       <w:r>
         <w:rPr>
@@ -2199,14 +2162,7 @@
           <w:sz w:val="32"/>
           <w:szCs w:val="32"/>
         </w:rPr>
-        <w:t xml:space="preserve">Objetivo: </w:t>
-      </w:r>
-      <w:r>
-        <w:rPr>
-          <w:sz w:val="32"/>
-          <w:szCs w:val="32"/>
-        </w:rPr>
-        <w:t>verificar o formato do arquivo</w:t>
+        <w:t>Objetivo: verificar o formato do arquivo</w:t>
       </w:r>
     </w:p>
     <w:p>
@@ -2340,14 +2296,7 @@
           <w:sz w:val="32"/>
           <w:szCs w:val="32"/>
         </w:rPr>
-        <w:t xml:space="preserve">–  </w:t>
-      </w:r>
-      <w:r>
-        <w:rPr>
-          <w:sz w:val="32"/>
-          <w:szCs w:val="32"/>
-        </w:rPr>
-        <w:t>O</w:t>
+        <w:t>–  O</w:t>
       </w:r>
       <w:proofErr w:type="gramEnd"/>
       <w:r>
@@ -2371,14 +2320,7 @@
           <w:szCs w:val="32"/>
         </w:rPr>
         <w:tab/>
-        <w:t xml:space="preserve">2 – O sistema </w:t>
-      </w:r>
-      <w:r>
-        <w:rPr>
-          <w:sz w:val="32"/>
-          <w:szCs w:val="32"/>
-        </w:rPr>
-        <w:t xml:space="preserve">verifica se a extensão do arquivo é aceita (arquivos aceitos: </w:t>
+        <w:t xml:space="preserve">2 – O sistema verifica se a extensão do arquivo é aceita (arquivos aceitos: </w:t>
       </w:r>
       <w:r>
         <w:rPr>
@@ -2401,14 +2343,7 @@
           <w:szCs w:val="32"/>
         </w:rPr>
         <w:tab/>
-        <w:t xml:space="preserve">3 – </w:t>
-      </w:r>
-      <w:r>
-        <w:rPr>
-          <w:sz w:val="32"/>
-          <w:szCs w:val="32"/>
-        </w:rPr>
-        <w:t xml:space="preserve">Caso não seja aceito, usa a interface </w:t>
+        <w:t xml:space="preserve">3 – Caso não seja aceito, usa a interface </w:t>
       </w:r>
       <w:proofErr w:type="spellStart"/>
       <w:r>
